--- a/labs/lab05/report/report.docx
+++ b/labs/lab05/report/report.docx
@@ -333,7 +333,147 @@
         <w:pStyle w:val="BodyText"/>
       </w:pPr>
       <w:r>
-        <w:t xml:space="preserve">Изменим его на следующее содержание, добавив поддержку https (рис. 4).</w:t>
+        <w:t xml:space="preserve">Изменим его на следующее содержание, добавив поддержку https. Прокомментируем каждую строку (рис. 4).:</w:t>
+      </w:r>
+    </w:p>
+    <w:p>
+      <w:pPr>
+        <w:pStyle w:val="BodyText"/>
+      </w:pPr>
+      <w:r>
+        <w:t xml:space="preserve">1: Начало блока конфигурации виртуального хоста, который будет обрабатывать запросы на всех IP-адресах (*) по порту 80 (стандартный порт для HTTP).</w:t>
+      </w:r>
+      <w:r>
+        <w:br/>
+      </w:r>
+      <w:r>
+        <w:t xml:space="preserve">2: Указание контактного email-адреса администратора сайта, который может отображаться на страницах с ошибками.</w:t>
+      </w:r>
+      <w:r>
+        <w:br/>
+      </w:r>
+      <w:r>
+        <w:t xml:space="preserve">3: Определение корневой директории (/var/www/html/www.nsandryushin.net), где расположены файлы сайта.</w:t>
+      </w:r>
+      <w:r>
+        <w:br/>
+      </w:r>
+      <w:r>
+        <w:t xml:space="preserve">4: Установка основного доменного имени, по которому будет доступен сайт.</w:t>
+      </w:r>
+      <w:r>
+        <w:br/>
+      </w:r>
+      <w:r>
+        <w:t xml:space="preserve">5: Задание альтернативных имен (псевдонимов) для этого же хоста. Здесь дублирует основное имя.</w:t>
+      </w:r>
+      <w:r>
+        <w:br/>
+      </w:r>
+      <w:r>
+        <w:t xml:space="preserve">6: Указание пути к файлу для записи логов ошибок (журнала ошибок).</w:t>
+      </w:r>
+      <w:r>
+        <w:br/>
+      </w:r>
+      <w:r>
+        <w:t xml:space="preserve">7: Указание пути к файлу для записи логов доступа (журнала посещений) в стандартном формате common.</w:t>
+      </w:r>
+      <w:r>
+        <w:br/>
+      </w:r>
+      <w:r>
+        <w:t xml:space="preserve">8: Включение модуля mod_rewrite для преобразования URL-адресов.</w:t>
+      </w:r>
+      <w:r>
+        <w:br/>
+      </w:r>
+      <w:r>
+        <w:t xml:space="preserve">9: Правило, которое перенаправляет все HTTP-запросы на их HTTPS-аналоги с кодом 301 (постоянное перенаправление).</w:t>
+      </w:r>
+      <w:r>
+        <w:br/>
+      </w:r>
+      <w:r>
+        <w:t xml:space="preserve">10: Завершение блока конфигурации виртуального хоста для порта 80.</w:t>
+      </w:r>
+      <w:r>
+        <w:br/>
+      </w:r>
+      <w:r>
+        <w:t xml:space="preserve">11: Начало условного блока: конфигурация внутри будет применяться только если загружен модуль mod_ssl.</w:t>
+      </w:r>
+      <w:r>
+        <w:br/>
+      </w:r>
+      <w:r>
+        <w:t xml:space="preserve">12: Начало блока конфигурации виртуального хоста для обработки запросов по порту 443 (стандартный порт для HTTPS).</w:t>
+      </w:r>
+      <w:r>
+        <w:br/>
+      </w:r>
+      <w:r>
+        <w:t xml:space="preserve">13: Включение поддержки SSL/TLS шифрования для данного виртуального хоста.</w:t>
+      </w:r>
+      <w:r>
+        <w:br/>
+      </w:r>
+      <w:r>
+        <w:t xml:space="preserve">14: Указание email-адреса администратора для этого хоста.</w:t>
+      </w:r>
+      <w:r>
+        <w:br/>
+      </w:r>
+      <w:r>
+        <w:t xml:space="preserve">15: Определение корневой директории с файлами сайта для HTTPS-версии.</w:t>
+      </w:r>
+      <w:r>
+        <w:br/>
+      </w:r>
+      <w:r>
+        <w:t xml:space="preserve">16: Установка основного доменного имени для HTTPS-хоста.</w:t>
+      </w:r>
+      <w:r>
+        <w:br/>
+      </w:r>
+      <w:r>
+        <w:t xml:space="preserve">17: Задание альтернативных имен для HTTPS-хоста.</w:t>
+      </w:r>
+      <w:r>
+        <w:br/>
+      </w:r>
+      <w:r>
+        <w:t xml:space="preserve">18: Указание пути к файлу для логов ошибок HTTPS-хоста.</w:t>
+      </w:r>
+      <w:r>
+        <w:br/>
+      </w:r>
+      <w:r>
+        <w:t xml:space="preserve">19: Указание пути к файлу для логов доступа HTTPS-хоста.</w:t>
+      </w:r>
+      <w:r>
+        <w:br/>
+      </w:r>
+      <w:r>
+        <w:t xml:space="preserve">20: Указание пути к файлу публичного SSL-сертификата (.crt).</w:t>
+      </w:r>
+      <w:r>
+        <w:br/>
+      </w:r>
+      <w:r>
+        <w:t xml:space="preserve">21: Указание пути к файлу приватного (секретного) ключа SSL (.key).</w:t>
+      </w:r>
+      <w:r>
+        <w:br/>
+      </w:r>
+      <w:r>
+        <w:t xml:space="preserve">22: Завершение блока конфигурации виртуального хоста для порта 443.</w:t>
+      </w:r>
+      <w:r>
+        <w:br/>
+      </w:r>
+      <w:r>
+        <w:t xml:space="preserve">23: Завершение условного блока IfModule.</w:t>
       </w:r>
     </w:p>
     <w:p>
